--- a/RA3 - Seguretat activa/AA3 - Criptografia/A3.3_Practica_Criptografia_OpenSSL.docx
+++ b/RA3 - Seguretat activa/AA3 - Criptografia/A3.3_Practica_Criptografia_OpenSSL.docx
@@ -1267,7 +1267,7 @@
                 <w:sz w:val="19"/>
                 <w:szCs w:val="19"/>
               </w:rPr>
-              <w:t xml:space="preserve">$ echo "Contracte EverPia v3 - import 12500 EUR" &gt; contracte.txt</w:t>
+              <w:t xml:space="preserve">$ echo "Contracte Puig Castellar Tech v3 - import 12500 EUR" &gt; contracte.txt</w:t>
             </w:r>
             <w:r>
               <w:br/>
@@ -1377,7 +1377,7 @@
               </w:rPr>
               <w:drawing>
                 <wp:inline distT="0" distB="0" distL="0" distR="0">
-                  <wp:extent cx="5760720" cy="2248539"/>
+                  <wp:extent cx="5760720" cy="2336375"/>
                   <wp:effectExtent t="0" r="0" b="0" l="0"/>
                   <wp:docPr id="1" name="" descr="" title=""/>
                   <wp:cNvGraphicFramePr>
@@ -1402,7 +1402,7 @@
                         <pic:spPr bwMode="auto">
                           <a:xfrm>
                             <a:off x="0" y="0"/>
-                            <a:ext cx="5760720" cy="2248539"/>
+                            <a:ext cx="5760720" cy="2336375"/>
                           </a:xfrm>
                           <a:prstGeom prst="rect">
                             <a:avLst/>

--- a/RA3 - Seguretat activa/AA3 - Criptografia/A3.3_Practica_Criptografia_OpenSSL.docx
+++ b/RA3 - Seguretat activa/AA3 - Criptografia/A3.3_Practica_Criptografia_OpenSSL.docx
@@ -491,6 +491,111 @@
               <w:t xml:space="preserve">Aquesta activitat es cenyeix a l'apartat NF3-AA3 (Criptografia) del RA3: xifrat simètric, funcions hash i signatura digital, practicats amb OpenSSL. Totes les captures d'aquesta guia s'han fet expressament, executant realment les ordres indicades: reprodueix els mateixos passos al teu equip (Linux, o Windows amb OpenSSL instal·lat) i compara els resultats.</w:t>
             </w:r>
           </w:p>
+          <w:p>
+            <w:pPr>
+              <w:widowControl w:val="1"/>
+              <w:spacing w:line="240" w:lineRule="auto" w:after="100" w:before="100"/>
+              <w:rPr>
+                <w:color w:val="1155cc"/>
+                <w:sz w:val="20"/>
+                <w:szCs w:val="20"/>
+              </w:rPr>
+            </w:pPr>
+            <w:r>
+              <w:rPr>
+                <w:b/>
+                <w:sz w:val="20"/>
+                <w:szCs w:val="20"/>
+                <w:rtl w:val="0"/>
+              </w:rPr>
+              <w:t xml:space="preserve">Identificació de les captures. </w:t>
+            </w:r>
+            <w:r>
+              <w:rPr>
+                <w:sz w:val="20"/>
+                <w:szCs w:val="20"/>
+                <w:rtl w:val="0"/>
+              </w:rPr>
+              <w:t xml:space="preserve">Abans de començar qualsevol pas amb el terminal d'Ubuntu, canvia el nom de l'equip pel teu nom i cognom, perquè quedi clar que les captures les has fet tu:</w:t>
+            </w:r>
+          </w:p>
+          <w:p>
+            <w:pPr>
+              <w:widowControl w:val="1"/>
+              <w:spacing w:line="240" w:lineRule="auto" w:after="100" w:before="100"/>
+              <w:ind w:left="340" w:hanging="340"/>
+              <w:rPr>
+                <w:color w:val="1155cc"/>
+                <w:sz w:val="20"/>
+                <w:szCs w:val="20"/>
+              </w:rPr>
+            </w:pPr>
+            <w:r>
+              <w:rPr>
+                <w:b/>
+                <w:sz w:val="20"/>
+                <w:szCs w:val="20"/>
+                <w:rtl w:val="0"/>
+              </w:rPr>
+              <w:t xml:space="preserve">1) </w:t>
+            </w:r>
+            <w:r>
+              <w:rPr>
+                <w:sz w:val="20"/>
+                <w:szCs w:val="20"/>
+                <w:rtl w:val="0"/>
+              </w:rPr>
+              <w:t xml:space="preserve">Executa sudo hostname nom-cognom, amb el teu nom i primer cognom en minúscules, sense accents ni espais (p. ex. sudo hostname joan-sanchez).</w:t>
+            </w:r>
+          </w:p>
+          <w:p>
+            <w:pPr>
+              <w:widowControl w:val="1"/>
+              <w:spacing w:line="240" w:lineRule="auto" w:after="100" w:before="100"/>
+              <w:ind w:left="340" w:hanging="340"/>
+              <w:rPr>
+                <w:color w:val="1155cc"/>
+                <w:sz w:val="20"/>
+                <w:szCs w:val="20"/>
+              </w:rPr>
+            </w:pPr>
+            <w:r>
+              <w:rPr>
+                <w:b/>
+                <w:sz w:val="20"/>
+                <w:szCs w:val="20"/>
+                <w:rtl w:val="0"/>
+              </w:rPr>
+              <w:t xml:space="preserve">2) </w:t>
+            </w:r>
+            <w:r>
+              <w:rPr>
+                <w:sz w:val="20"/>
+                <w:szCs w:val="20"/>
+                <w:rtl w:val="0"/>
+              </w:rPr>
+              <w:t xml:space="preserve">Tanca el terminal i obre'n un de nou: l'indicador i la barra superior de la finestra mostraran el nom nou (p. ex. usuario@joan-sanchez).</w:t>
+            </w:r>
+          </w:p>
+          <w:p>
+            <w:pPr>
+              <w:widowControl w:val="1"/>
+              <w:spacing w:line="240" w:lineRule="auto" w:after="100" w:before="100"/>
+              <w:rPr>
+                <w:color w:val="1155cc"/>
+                <w:sz w:val="20"/>
+                <w:szCs w:val="20"/>
+              </w:rPr>
+            </w:pPr>
+            <w:r>
+              <w:rPr>
+                <w:sz w:val="20"/>
+                <w:szCs w:val="20"/>
+                <w:rtl w:val="0"/>
+              </w:rPr>
+              <w:t xml:space="preserve">El canvi és temporal: si la màquina virtual es tanca, es reinicia o s'apaga, es perd, i a la sessió següent cal tornar a executar sudo hostname nom-cognom. Totes les captures de terminal que lliuris han de mostrar aquest nom; les que no el mostrin no es consideraran vàlides.</w:t>
+            </w:r>
+          </w:p>
         </w:tc>
       </w:tr>
     </w:tbl>
@@ -990,7 +1095,7 @@
                 <wp:inline distT="0" distB="0" distL="0" distR="0">
                   <wp:extent cx="5760720" cy="4469203"/>
                   <wp:effectExtent t="0" r="0" b="0" l="0"/>
-                  <wp:docPr id="1" name="" descr="" title=""/>
+                  <wp:docPr id="2" name="" descr="" title=""/>
                   <wp:cNvGraphicFramePr>
                     <a:graphicFrameLocks noChangeAspect="1"/>
                   </wp:cNvGraphicFramePr>
@@ -1379,7 +1484,7 @@
                 <wp:inline distT="0" distB="0" distL="0" distR="0">
                   <wp:extent cx="5760720" cy="2336375"/>
                   <wp:effectExtent t="0" r="0" b="0" l="0"/>
-                  <wp:docPr id="1" name="" descr="" title=""/>
+                  <wp:docPr id="3" name="" descr="" title=""/>
                   <wp:cNvGraphicFramePr>
                     <a:graphicFrameLocks noChangeAspect="1"/>
                   </wp:cNvGraphicFramePr>
